--- a/docs/Guia_Sustentacion_DSP_BT_Analyzer.docx
+++ b/docs/Guia_Sustentacion_DSP_BT_Analyzer.docx
@@ -2951,7 +2951,7 @@
           <w:i/>
           <w:color w:val="595959"/>
         </w:rPr>
-        <w:t xml:space="preserve">Anécdota técnica que demuestra dominio: el “silencio digital” en μ-law NO es el byte 0x00 — es </w:t>
+        <w:t xml:space="preserve">Detalle técnico que demuestra dominio del formato: el “silencio digital” en μ-law NO es el byte 0x00 — es </w:t>
       </w:r>
       <w:r>
         <w:rPr>
@@ -2967,7 +2967,7 @@
           <w:i/>
           <w:color w:val="595959"/>
         </w:rPr>
-        <w:t>. El byte 0x00 decodifica a casi el máximo negativo (-32 124): un estallido. Lo descubrimos porque el relleno del último paquete se hacía con ceros binarios y sonaba un clic fortísimo. El relleno correcto es 0xFF. Si el profesor quiere verificar que el código es de ustedes, esta historia lo demuestra.</w:t>
+        <w:t>. El byte 0x00 decodifica a casi el máximo negativo (-32 124): un estallido, no silencio. No fue un fallo que oyéramos en una prueba: se detectó revisando la aritmética de la codificación al escribir el relleno de paquetes, antes de que llegara a sonar mal en un teléfono. El relleno correcto usa 0xFF. Si el profesor pregunta cómo lo notaron, la respuesta honesta es esa: por cálculo, no por ensayo y error.</w:t>
       </w:r>
     </w:p>
     <w:p>
